--- a/Especializacion/Proyecto I/Clases/Recursos/ACAs/ACA 1 (25%) - Formulacion del problema y fundamentacion referencial.docx
+++ b/Especializacion/Proyecto I/Clases/Recursos/ACAs/ACA 1 (25%) - Formulacion del problema y fundamentacion referencial.docx
@@ -2301,7 +2301,7 @@
           <w:color w:val="2B2B2B"/>
           <w:sz w:val="22"/>
         </w:rPr>
-        <w:t xml:space="preserve"> (28/09) es la última sincrónica antes del cierre.</w:t>
+        <w:t xml:space="preserve"> (28/09/2026 · Marco legal · citación APA 7) es la última sincrónica antes del cierre.</w:t>
       </w:r>
     </w:p>
     <w:p>

--- a/Especializacion/Proyecto I/Clases/Recursos/ACAs/ACA 1 (25%) - Formulacion del problema y fundamentacion referencial.docx
+++ b/Especializacion/Proyecto I/Clases/Recursos/ACAs/ACA 1 (25%) - Formulacion del problema y fundamentacion referencial.docx
@@ -412,7 +412,7 @@
           <w:color w:val="2B2B2B"/>
           <w:sz w:val="22"/>
         </w:rPr>
-        <w:t xml:space="preserve"> (dom · fecha de cierre institucional; el día de clase del curso es lun).</w:t>
+        <w:t xml:space="preserve"> (dom · fecha de recepción de trabajos; el día de clase del curso es lun).</w:t>
       </w:r>
     </w:p>
     <w:p>
